--- a/samples/sample.docx
+++ b/samples/sample.docx
@@ -88,6 +88,44 @@
     </w:tbl>
     <w:p>
       <w:r>
+        <w:t xml:space="preserve">Field </w:t>
+      </w:r>
+      <w:fldSimple xmlns:a="http://schemas.openxmlformats.org/drawingml/2006/main" w:instr=" DOCPROPERTY Company ">
+        <w:r>
+          <w:t xml:space="preserve">Acme Pharma</w:t>
+        </w:r>
+      </w:fldSimple>
+    </w:p>
+    <w:p>
+      <w:r>
+        <w:t xml:space="preserve">Control </w:t>
+      </w:r>
+      <w:sdt xmlns:a="http://schemas.openxmlformats.org/drawingml/2006/main">
+        <w:sdtPr/>
+        <w:sdtContent>
+          <w:r>
+            <w:t xml:space="preserve">Fictizumab</w:t>
+          </w:r>
+        </w:sdtContent>
+      </w:sdt>
+    </w:p>
+    <w:p>
+      <w:r>
+        <w:t xml:space="preserve">Revised </w:t>
+      </w:r>
+      <w:ins xmlns:a="http://schemas.openxmlformats.org/drawingml/2006/main" w:id="901" w:author="Sample" w:date="2026-01-01T00:00:00Z">
+        <w:r>
+          <w:t xml:space="preserve">ABC-2026-001</w:t>
+        </w:r>
+      </w:ins>
+      <w:del xmlns:a="http://schemas.openxmlformats.org/drawingml/2006/main" w:id="902" w:author="Sample" w:date="2026-01-01T00:00:00Z">
+        <w:r>
+          <w:delText xml:space="preserve"> Fictizumab</w:delText>
+        </w:r>
+      </w:del>
+    </w:p>
+    <w:p>
+      <w:r>
         <w:drawing>
           <wp:inline xmlns:a="http://schemas.openxmlformats.org/drawingml/2006/main" xmlns:pic="http://schemas.openxmlformats.org/drawingml/2006/picture">
             <wp:extent cx="5486400" cy="1950720"/>
@@ -199,6 +237,46 @@
     </w:pPr>
     <w:r>
       <w:t>ODD Acme Pharma</w:t>
+    </w:r>
+    <w:r xmlns:a="http://schemas.openxmlformats.org/drawingml/2006/main">
+      <mc:AlternateContent>
+        <mc:Choice Requires="wps">
+          <w:drawing>
+            <wp:anchor>
+              <a:graphic>
+                <a:graphicData uri="http://schemas.microsoft.com/office/word/2010/wordprocessingShape">
+                  <wps:wsp>
+                    <wps:txbx>
+                      <w:txbxContent>
+                        <w:p>
+                          <w:r>
+                            <w:t xml:space="preserve">BOX Acme Pharma</w:t>
+                          </w:r>
+                        </w:p>
+                      </w:txbxContent>
+                    </wps:txbx>
+                  </wps:wsp>
+                </a:graphicData>
+              </a:graphic>
+            </wp:anchor>
+          </w:drawing>
+        </mc:Choice>
+        <mc:Fallback>
+          <w:pict>
+            <v:shape>
+              <v:textbox>
+                <w:txbxContent>
+                  <w:p>
+                    <w:r>
+                      <w:t xml:space="preserve">BOX Acme Pharma</w:t>
+                    </w:r>
+                  </w:p>
+                </w:txbxContent>
+              </v:textbox>
+            </v:shape>
+          </w:pict>
+        </mc:Fallback>
+      </mc:AlternateContent>
     </w:r>
   </w:p>
 </w:hdr>
